--- a/Programacion II/Kit docente/Clase 14/Guion Docente Clase 14 - Preparacion de la presentacion final.docx
+++ b/Programacion II/Kit docente/Clase 14/Guion Docente Clase 14 - Preparacion de la presentacion final.docx
@@ -109,7 +109,7 @@
           <w:color w:val="4A4A49"/>
           <w:sz w:val="22"/>
         </w:rPr>
-        <w:t xml:space="preserve"> Guion de sustentacion con bloques, responsable y minutos, mas la planilla de tiempos de dos ensayos y el video de respaldo de la ruta feliz, subido a ExamLab.</w:t>
+        <w:t xml:space="preserve"> Guion de sustentacion con bloques, minutos y evidencia que se muestra (mas el responsable nominal solo si el docente autorizo equipo), mas la planilla de tiempos de dos ensayos y el video de respaldo de la ruta feliz, subido a ExamLab.</w:t>
       </w:r>
     </w:p>
     <w:p>
@@ -207,7 +207,7 @@
           <w:color w:val="4A4A49"/>
           <w:sz w:val="22"/>
         </w:rPr>
-        <w:t>La sustentacion es una coreografia de equipo y hay que repartirla como se reparte una obra de teatro. Cada integrante toma un bloque completo con inicio y final, no frases sueltas, y ademas se define quien maneja el mouse, quien narra mientras el otro opera y quien tiene el computador de respaldo con el proyecto ya abierto. Las transiciones se dicen en voz alta, con una formula corta del tipo 'para mostrar como quedan guardados esos datos, sigue Julian', porque los silencios incomodos entre integrantes son lo que mas se nota. La regla de oro es que ninguno se queda callado, aunque uno domine mas el codigo: el jurado evalua al equipo y siempre pregunta quien hizo que. Un guion escrito, con minutos por bloque y nombre del responsable, convierte una exposicion nerviosa en algo que se puede ensayar y medir; en VetCare ese guion tiene cinco bloques y suma siete minutos, con cuatro dedicados a la demo.</w:t>
+        <w:t>La sustentacion es una coreografia y hay que repartirla como se reparte una obra de teatro, aunque suba una sola persona. La sustentacion es individual por defecto: el estudiante trocea su exposicion en bloques completos con inicio, final y evidencia en pantalla —no frases sueltas—, define en que momento suelta la diapositiva y toma el mouse, y deja listo un computador de respaldo con el proyecto ya abierto. Las transiciones entre bloques se dicen en voz alta, con una formula corta del tipo 'para mostrar como quedan guardados esos datos, abro de nuevo la aplicacion', porque los silencios incomodos al cambiar de tema son lo que mas se nota. Si el docente autorizo equipo de 2 o 3, cada integrante toma bloques completos, ninguno se queda callado aunque otro domine mas el codigo, y las transiciones se nombran ('sigue Julian'), porque el jurado pregunta quien hizo que y tiene derecho a preguntarle a cualquiera sobre cualquier parte. Un guion escrito, con minutos y evidencia por bloque (y el nombre del responsable si hay equipo), convierte una exposicion nerviosa en algo que se puede ensayar y medir; en VetCare ese guion tiene cinco bloques y suma siete minutos, con cuatro dedicados a la demo.</w:t>
       </w:r>
     </w:p>
     <w:p>
@@ -247,7 +247,7 @@
           <w:color w:val="4A4A49"/>
           <w:sz w:val="22"/>
         </w:rPr>
-        <w:t>Error tipico del docente que no domina el tema: dejar la sustentacion para el ultimo dia, decir 'preparen una exposicion' y confiar en que el estudiante que mas sabe hable por todos. Eso produce equipos donde tres personas se quedan mudas, demos improvisadas con la aplicacion vacia y proyectos que se ponen a compilar en vivo mientras el jurado espera. Otras variantes: no cronometrar nunca, permitir que el estudiante muestre codigo linea por linea en lugar de la aplicacion corriendo, y no exigir plan B, para despues perder media hora del examen porque el computador de uno de los equipos no encendio. La clase de hoy no tiene tema tecnico nuevo, pero tiene un producto verificable, y ese es el punto: si al final del bloque cada equipo no tiene guion escrito, datos sembrados y dos ensayos cronometrados, la clase no se cumplio.</w:t>
+        <w:t>Error tipico del docente que no domina el tema: dejar la sustentacion para el ultimo dia, decir 'preparen una exposicion' y confiar en que el guion se arma solo. Eso produce demos improvisadas con la aplicacion vacia y proyectos que se ponen a compilar en vivo mientras el jurado espera. Otras variantes: no cronometrar nunca, permitir que el estudiante muestre codigo linea por linea en lugar de la aplicacion corriendo, y no exigir plan B, para despues perder media hora del examen porque el computador de alguien no encendio. Cuando el docente autoriza equipos aparece un problema extra: si nadie exige reparto escrito, tres personas se quedan mudas y la nota la sostiene un solo orador. La clase de hoy no tiene tema tecnico nuevo, pero tiene un producto verificable, y ese es el punto: si al final del bloque cada estudiante no tiene guion escrito, datos sembrados y dos ensayos cronometrados, la clase no se cumplio.</w:t>
       </w:r>
     </w:p>
     <w:p>
@@ -372,7 +372,7 @@
           <w:color w:val="4A4A49"/>
           <w:sz w:val="22"/>
         </w:rPr>
-        <w:t>Pregunta al aire (2 min): ¿donde encaja esto en el VetCare de su equipo?</w:t>
+        <w:t>Pregunta al aire (2 min): ¿donde encaja esto en su VetCare?</w:t>
       </w:r>
     </w:p>
     <w:p>
@@ -464,7 +464,7 @@
           <w:color w:val="4A4A49"/>
           <w:sz w:val="22"/>
         </w:rPr>
-        <w:t xml:space="preserve"> «Equipos: abran su proyecto VetCare. Esto suma a la rubrica del PI.»</w:t>
+        <w:t xml:space="preserve"> «Abran su proyecto VetCare. Trabajo individual por defecto; si autorice equipo, el archivo puede ser compartido pero cada uno entrega en ExamLab. Esto suma a la rubrica del PI.»</w:t>
       </w:r>
     </w:p>
     <w:p>
@@ -487,7 +487,7 @@
           <w:color w:val="4A4A49"/>
           <w:sz w:val="22"/>
         </w:rPr>
-        <w:t>Paso 1. Escriban el guion de la sustentacion en una tabla de cinco bloques con tres columnas: bloque, responsable y minutos planeados; el total debe sumar entre 5 y 7 minutos, dejando margen, y la demo en vivo debe ocupar por lo menos la mitad.</w:t>
+        <w:t>Paso 1. Escriban el guion de la sustentacion en una tabla de cinco bloques con tres columnas: bloque, minutos planeados y evidencia exacta que se muestra en pantalla (si el docente autorizo equipo, agreguen una cuarta columna con el responsable); el total debe sumar entre 5 y 7 minutos, dejando margen, y la demo en vivo debe ocupar por lo menos la mitad.</w:t>
       </w:r>
     </w:p>
     <w:p>
@@ -513,7 +513,7 @@
           <w:color w:val="4A4A49"/>
           <w:sz w:val="22"/>
         </w:rPr>
-        <w:t>Paso 3. Hagan el ensayo numero uno con el cronometro del programa: cada integrante habla su bloque completo de pie, y al final anoten tiempo real contra tiempo planeado de cada bloque en la planilla.</w:t>
+        <w:t>Paso 3. Hagan el ensayo numero uno con el cronometro del programa: hablen cada bloque completo de pie y sin saltarse ninguno (si trabajan en equipo, cada integrante el suyo), y al final anoten tiempo real contra tiempo planeado de cada bloque en la planilla.</w:t>
       </w:r>
     </w:p>
     <w:p>
@@ -539,7 +539,7 @@
           <w:color w:val="4A4A49"/>
           <w:sz w:val="22"/>
         </w:rPr>
-        <w:t>Paso 5. Intercambien con otro equipo una ronda de cinco preguntas de jurado, ajusten el guion con lo que fallo, hagan el ensayo numero dos y suban a ExamLab el guion, la planilla de tiempos de los dos ensayos y el video de respaldo.</w:t>
+        <w:t>Paso 5. Intercambien con otro compañero (o con otro equipo, si el docente lo autorizo) una ronda de cinco preguntas de jurado, ajusten el guion con lo que fallo, hagan el ensayo numero dos y suban a ExamLab el guion, la planilla de tiempos de los dos ensayos y el video de respaldo.</w:t>
       </w:r>
     </w:p>
     <w:p>
@@ -549,7 +549,7 @@
           <w:color w:val="4A4A49"/>
           <w:sz w:val="22"/>
         </w:rPr>
-        <w:t>Circular por los equipos. Empujar evidencia funcionando, no perfeccionismo.</w:t>
+        <w:t>Circular por los puestos. Empujar evidencia funcionando, no perfeccionismo.</w:t>
       </w:r>
     </w:p>
     <w:p>
@@ -559,7 +559,7 @@
           <w:color w:val="4A4A49"/>
           <w:sz w:val="22"/>
         </w:rPr>
-        <w:t>Entregable: Guion de sustentacion con bloques, responsable y minutos, mas la planilla de tiempos de dos ensayos y el video de respaldo de la ruta feliz, subido a ExamLab.</w:t>
+        <w:t>Entregable: Guion de sustentacion con bloques, minutos y evidencia que se muestra (mas el responsable nominal solo si el docente autorizo equipo), mas la planilla de tiempos de dos ensayos y el video de respaldo de la ruta feliz, subido a ExamLab.</w:t>
       </w:r>
     </w:p>
     <w:p>

--- a/Programacion II/Kit docente/Clase 14/Guion Docente Clase 14 - Preparacion de la presentacion final.docx
+++ b/Programacion II/Kit docente/Clase 14/Guion Docente Clase 14 - Preparacion de la presentacion final.docx
@@ -156,6 +156,7 @@
       <w:r>
         <w:rPr>
           <w:rFonts w:ascii="Consolas" w:hAnsi="Consolas"/>
+          <w:b w:val="0"/>
           <w:color w:val="111111"/>
           <w:sz w:val="21"/>
         </w:rPr>
@@ -430,6 +431,7 @@
       <w:r>
         <w:rPr>
           <w:rFonts w:ascii="Consolas" w:hAnsi="Consolas"/>
+          <w:b w:val="0"/>
           <w:color w:val="111111"/>
           <w:sz w:val="21"/>
         </w:rPr>
@@ -597,6 +599,7 @@
       <w:r>
         <w:rPr>
           <w:rFonts w:ascii="Consolas" w:hAnsi="Consolas"/>
+          <w:b w:val="0"/>
           <w:color w:val="111111"/>
           <w:sz w:val="21"/>
         </w:rPr>
@@ -664,6 +667,7 @@
       <w:r>
         <w:rPr>
           <w:rFonts w:ascii="Consolas" w:hAnsi="Consolas"/>
+          <w:b w:val="0"/>
           <w:color w:val="111111"/>
           <w:sz w:val="21"/>
         </w:rPr>

--- a/Programacion II/Kit docente/Clase 14/Guion Docente Clase 14 - Preparacion de la presentacion final.docx
+++ b/Programacion II/Kit docente/Clase 14/Guion Docente Clase 14 - Preparacion de la presentacion final.docx
@@ -130,7 +130,7 @@
           <w:color w:val="4A4A49"/>
           <w:sz w:val="22"/>
         </w:rPr>
-        <w:t xml:space="preserve"> Apache NetBeans</w:t>
+        <w:t xml:space="preserve"> Visual Studio Code (Java)</w:t>
       </w:r>
     </w:p>
     <w:p>
